--- a/public/assets/files/niestacjonarne/ZZGA.docx
+++ b/public/assets/files/niestacjonarne/ZZGA.docx
@@ -522,6 +522,7 @@
                 <w:i w:val="0"/>
                 <w:sz w:val="22"/>
               </w:rPr>
+              <w:t>I</w:t>
             </w:r>
           </w:p>
         </w:tc>
@@ -559,6 +560,7 @@
                 <w:i w:val="0"/>
                 <w:sz w:val="22"/>
               </w:rPr>
+              <w:t>obligatoryjny</w:t>
             </w:r>
           </w:p>
         </w:tc>

--- a/public/assets/files/niestacjonarne/ZZGA.docx
+++ b/public/assets/files/niestacjonarne/ZZGA.docx
@@ -680,12 +680,22 @@
         <w:tblW w:w="5000" w:type="pct"/>
       </w:tblPr>
       <w:tblGrid>
-        <w:gridCol w:w="9972"/>
+        <w:gridCol w:w="997"/>
+        <w:gridCol w:w="997"/>
+        <w:gridCol w:w="997"/>
+        <w:gridCol w:w="997"/>
+        <w:gridCol w:w="997"/>
+        <w:gridCol w:w="997"/>
+        <w:gridCol w:w="997"/>
+        <w:gridCol w:w="997"/>
+        <w:gridCol w:w="997"/>
+        <w:gridCol w:w="997"/>
       </w:tblGrid>
       <w:tr>
         <w:tc>
           <w:tcPr>
-            <w:tcW w:type="dxa" w:w="9972"/>
+            <w:tcW w:type="dxa" w:w="9970"/>
+            <w:gridSpan w:val="10"/>
             <w:shd w:val="clear" w:color="auto" w:fill="D9D9D9"/>
           </w:tcPr>
           <w:p>
@@ -704,31 +714,34 @@
           </w:p>
         </w:tc>
       </w:tr>
-    </w:tbl>
-    <w:tbl>
-      <w:tblPr>
-        <w:tblW w:type="auto" w:w="0"/>
-        <w:tblLook w:firstColumn="1" w:firstRow="1" w:lastColumn="0" w:lastRow="0" w:noHBand="0" w:noVBand="1" w:val="04A0"/>
-        <w:tblBorders>
-          <w:top w:val="single" w:sz="4" w:space="0" w:color="000000"/>
-          <w:left w:val="single" w:sz="4" w:space="0" w:color="000000"/>
-          <w:bottom w:val="single" w:sz="4" w:space="0" w:color="000000"/>
-          <w:right w:val="single" w:sz="4" w:space="0" w:color="000000"/>
-          <w:insideH w:val="single" w:sz="4" w:space="0" w:color="000000"/>
-          <w:insideV w:val="single" w:sz="4" w:space="0" w:color="000000"/>
-        </w:tblBorders>
-        <w:tblW w:w="5000" w:type="pct"/>
-      </w:tblPr>
-      <w:tblGrid>
-        <w:gridCol w:w="2493"/>
-        <w:gridCol w:w="2493"/>
-        <w:gridCol w:w="2493"/>
-        <w:gridCol w:w="2493"/>
-      </w:tblGrid>
       <w:tr>
         <w:tc>
           <w:tcPr>
-            <w:tcW w:type="dxa" w:w="2493"/>
+            <w:tcW w:type="dxa" w:w="9970"/>
+            <w:gridSpan w:val="10"/>
+            <w:shd w:val="clear" w:color="auto" w:fill="D9D9D9"/>
+          </w:tcPr>
+          <w:p>
+            <w:pPr>
+              <w:spacing w:before="20" w:after="20"/>
+            </w:pPr>
+            <w:r>
+              <w:rPr>
+                <w:rFonts w:ascii="Aptos" w:hAnsi="Aptos"/>
+                <w:b w:val="0"/>
+                <w:i w:val="0"/>
+                <w:sz w:val="16"/>
+              </w:rPr>
+              <w:t>Wymiar godzinowy (liczba godzin w semestrze)</w:t>
+            </w:r>
+          </w:p>
+        </w:tc>
+      </w:tr>
+      <w:tr>
+        <w:tc>
+          <w:tcPr>
+            <w:tcW w:type="dxa" w:w="1994"/>
+            <w:gridSpan w:val="2"/>
             <w:shd w:val="clear" w:color="auto" w:fill="D9D9D9"/>
           </w:tcPr>
           <w:p>
@@ -748,7 +761,8 @@
         </w:tc>
         <w:tc>
           <w:tcPr>
-            <w:tcW w:type="dxa" w:w="2493"/>
+            <w:tcW w:type="dxa" w:w="2991"/>
+            <w:gridSpan w:val="3"/>
             <w:shd w:val="clear" w:color="auto" w:fill="D9D9D9"/>
           </w:tcPr>
           <w:p>
@@ -768,7 +782,8 @@
         </w:tc>
         <w:tc>
           <w:tcPr>
-            <w:tcW w:type="dxa" w:w="2493"/>
+            <w:tcW w:type="dxa" w:w="2991"/>
+            <w:gridSpan w:val="3"/>
             <w:shd w:val="clear" w:color="auto" w:fill="D9D9D9"/>
           </w:tcPr>
           <w:p>
@@ -788,7 +803,8 @@
         </w:tc>
         <w:tc>
           <w:tcPr>
-            <w:tcW w:type="dxa" w:w="2493"/>
+            <w:tcW w:type="dxa" w:w="1994"/>
+            <w:gridSpan w:val="2"/>
             <w:shd w:val="clear" w:color="auto" w:fill="D9D9D9"/>
           </w:tcPr>
           <w:p>
@@ -810,7 +826,8 @@
       <w:tr>
         <w:tc>
           <w:tcPr>
-            <w:tcW w:type="dxa" w:w="2493"/>
+            <w:tcW w:type="dxa" w:w="1994"/>
+            <w:gridSpan w:val="2"/>
           </w:tcPr>
           <w:p>
             <w:pPr>
@@ -829,7 +846,8 @@
         </w:tc>
         <w:tc>
           <w:tcPr>
-            <w:tcW w:type="dxa" w:w="2493"/>
+            <w:tcW w:type="dxa" w:w="2991"/>
+            <w:gridSpan w:val="3"/>
           </w:tcPr>
           <w:p>
             <w:pPr>
@@ -848,7 +866,8 @@
         </w:tc>
         <w:tc>
           <w:tcPr>
-            <w:tcW w:type="dxa" w:w="2493"/>
+            <w:tcW w:type="dxa" w:w="2991"/>
+            <w:gridSpan w:val="3"/>
           </w:tcPr>
           <w:p>
             <w:pPr>
@@ -867,7 +886,8 @@
         </w:tc>
         <w:tc>
           <w:tcPr>
-            <w:tcW w:type="dxa" w:w="2493"/>
+            <w:tcW w:type="dxa" w:w="1994"/>
+            <w:gridSpan w:val="2"/>
           </w:tcPr>
           <w:p>
             <w:pPr>
@@ -885,30 +905,34 @@
           </w:p>
         </w:tc>
       </w:tr>
-    </w:tbl>
-    <w:tbl>
-      <w:tblPr>
-        <w:tblW w:type="auto" w:w="0"/>
-        <w:tblLook w:firstColumn="1" w:firstRow="1" w:lastColumn="0" w:lastRow="0" w:noHBand="0" w:noVBand="1" w:val="04A0"/>
-        <w:tblBorders>
-          <w:top w:val="single" w:sz="4" w:space="0" w:color="000000"/>
-          <w:left w:val="single" w:sz="4" w:space="0" w:color="000000"/>
-          <w:bottom w:val="single" w:sz="4" w:space="0" w:color="000000"/>
-          <w:right w:val="single" w:sz="4" w:space="0" w:color="000000"/>
-          <w:insideH w:val="single" w:sz="4" w:space="0" w:color="000000"/>
-          <w:insideV w:val="single" w:sz="4" w:space="0" w:color="000000"/>
-        </w:tblBorders>
-        <w:tblW w:w="5000" w:type="pct"/>
-      </w:tblPr>
-      <w:tblGrid>
-        <w:gridCol w:w="3324"/>
-        <w:gridCol w:w="3324"/>
-        <w:gridCol w:w="3324"/>
-      </w:tblGrid>
       <w:tr>
         <w:tc>
           <w:tcPr>
-            <w:tcW w:type="dxa" w:w="3324"/>
+            <w:tcW w:type="dxa" w:w="9970"/>
+            <w:gridSpan w:val="10"/>
+            <w:shd w:val="clear" w:color="auto" w:fill="D9D9D9"/>
+          </w:tcPr>
+          <w:p>
+            <w:pPr>
+              <w:spacing w:before="20" w:after="20"/>
+            </w:pPr>
+            <w:r>
+              <w:rPr>
+                <w:rFonts w:ascii="Aptos" w:hAnsi="Aptos"/>
+                <w:b/>
+                <w:i w:val="0"/>
+                <w:sz w:val="22"/>
+              </w:rPr>
+              <w:t>Bilans ECTS</w:t>
+            </w:r>
+          </w:p>
+        </w:tc>
+      </w:tr>
+      <w:tr>
+        <w:tc>
+          <w:tcPr>
+            <w:tcW w:type="dxa" w:w="4985"/>
+            <w:gridSpan w:val="5"/>
             <w:shd w:val="clear" w:color="auto" w:fill="D9D9D9"/>
           </w:tcPr>
           <w:p>
@@ -928,7 +952,8 @@
         </w:tc>
         <w:tc>
           <w:tcPr>
-            <w:tcW w:type="dxa" w:w="3324"/>
+            <w:tcW w:type="dxa" w:w="2991"/>
+            <w:gridSpan w:val="3"/>
             <w:shd w:val="clear" w:color="auto" w:fill="D9D9D9"/>
           </w:tcPr>
           <w:p>
@@ -948,7 +973,8 @@
         </w:tc>
         <w:tc>
           <w:tcPr>
-            <w:tcW w:type="dxa" w:w="3324"/>
+            <w:tcW w:type="dxa" w:w="1994"/>
+            <w:gridSpan w:val="2"/>
             <w:shd w:val="clear" w:color="auto" w:fill="D9D9D9"/>
           </w:tcPr>
           <w:p>
@@ -970,7 +996,8 @@
       <w:tr>
         <w:tc>
           <w:tcPr>
-            <w:tcW w:type="dxa" w:w="3324"/>
+            <w:tcW w:type="dxa" w:w="4985"/>
+            <w:gridSpan w:val="5"/>
           </w:tcPr>
           <w:p>
             <w:pPr>
@@ -989,7 +1016,8 @@
         </w:tc>
         <w:tc>
           <w:tcPr>
-            <w:tcW w:type="dxa" w:w="3324"/>
+            <w:tcW w:type="dxa" w:w="2991"/>
+            <w:gridSpan w:val="3"/>
           </w:tcPr>
           <w:p>
             <w:pPr>
@@ -1008,7 +1036,8 @@
         </w:tc>
         <w:tc>
           <w:tcPr>
-            <w:tcW w:type="dxa" w:w="3324"/>
+            <w:tcW w:type="dxa" w:w="1994"/>
+            <w:gridSpan w:val="2"/>
           </w:tcPr>
           <w:p>
             <w:pPr>
@@ -1029,7 +1058,8 @@
       <w:tr>
         <w:tc>
           <w:tcPr>
-            <w:tcW w:type="dxa" w:w="3324"/>
+            <w:tcW w:type="dxa" w:w="4985"/>
+            <w:gridSpan w:val="5"/>
           </w:tcPr>
           <w:p>
             <w:pPr>
@@ -1048,7 +1078,8 @@
         </w:tc>
         <w:tc>
           <w:tcPr>
-            <w:tcW w:type="dxa" w:w="3324"/>
+            <w:tcW w:type="dxa" w:w="2991"/>
+            <w:gridSpan w:val="3"/>
           </w:tcPr>
           <w:p>
             <w:pPr>
@@ -1067,7 +1098,8 @@
         </w:tc>
         <w:tc>
           <w:tcPr>
-            <w:tcW w:type="dxa" w:w="3324"/>
+            <w:tcW w:type="dxa" w:w="1994"/>
+            <w:gridSpan w:val="2"/>
           </w:tcPr>
           <w:p>
             <w:pPr>
@@ -1088,7 +1120,29 @@
       <w:tr>
         <w:tc>
           <w:tcPr>
-            <w:tcW w:type="dxa" w:w="3324"/>
+            <w:tcW w:type="dxa" w:w="4985"/>
+            <w:gridSpan w:val="5"/>
+            <w:shd w:val="clear" w:color="auto" w:fill="D9D9D9"/>
+          </w:tcPr>
+          <w:p>
+            <w:pPr>
+              <w:spacing w:before="20" w:after="20"/>
+            </w:pPr>
+            <w:r>
+              <w:rPr>
+                <w:rFonts w:ascii="Aptos" w:hAnsi="Aptos"/>
+                <w:b/>
+                <w:i w:val="0"/>
+                <w:sz w:val="16"/>
+              </w:rPr>
+              <w:t>Opis samodzielnej pracy studenta</w:t>
+            </w:r>
+          </w:p>
+        </w:tc>
+        <w:tc>
+          <w:tcPr>
+            <w:tcW w:type="dxa" w:w="4985"/>
+            <w:gridSpan w:val="5"/>
           </w:tcPr>
           <w:p>
             <w:pPr>
@@ -1101,45 +1155,6 @@
                 <w:i w:val="0"/>
                 <w:sz w:val="22"/>
               </w:rPr>
-              <w:t>Suma</w:t>
-            </w:r>
-          </w:p>
-        </w:tc>
-        <w:tc>
-          <w:tcPr>
-            <w:tcW w:type="dxa" w:w="3324"/>
-          </w:tcPr>
-          <w:p>
-            <w:pPr>
-              <w:spacing w:before="20" w:after="20"/>
-            </w:pPr>
-            <w:r>
-              <w:rPr>
-                <w:rFonts w:ascii="Aptos" w:hAnsi="Aptos"/>
-                <w:b w:val="0"/>
-                <w:i w:val="0"/>
-                <w:sz w:val="22"/>
-              </w:rPr>
-              <w:t>125</w:t>
-            </w:r>
-          </w:p>
-        </w:tc>
-        <w:tc>
-          <w:tcPr>
-            <w:tcW w:type="dxa" w:w="3324"/>
-          </w:tcPr>
-          <w:p>
-            <w:pPr>
-              <w:spacing w:before="20" w:after="20"/>
-            </w:pPr>
-            <w:r>
-              <w:rPr>
-                <w:rFonts w:ascii="Aptos" w:hAnsi="Aptos"/>
-                <w:b w:val="0"/>
-                <w:i w:val="0"/>
-                <w:sz w:val="22"/>
-              </w:rPr>
-              <w:t>5</w:t>
             </w:r>
           </w:p>
         </w:tc>
@@ -1897,14 +1912,14 @@
         <w:tblW w:w="5000" w:type="pct"/>
       </w:tblPr>
       <w:tblGrid>
-        <w:gridCol w:w="3324"/>
-        <w:gridCol w:w="3324"/>
-        <w:gridCol w:w="3324"/>
+        <w:gridCol w:w="680"/>
+        <w:gridCol w:w="4536"/>
+        <w:gridCol w:w="4252"/>
       </w:tblGrid>
       <w:tr>
         <w:tc>
           <w:tcPr>
-            <w:tcW w:type="dxa" w:w="9972"/>
+            <w:tcW w:type="dxa" w:w="9468"/>
             <w:gridSpan w:val="3"/>
             <w:shd w:val="clear" w:color="auto" w:fill="D9D9D9"/>
           </w:tcPr>
@@ -1927,7 +1942,7 @@
       <w:tr>
         <w:tc>
           <w:tcPr>
-            <w:tcW w:type="dxa" w:w="3324"/>
+            <w:tcW w:type="dxa" w:w="680"/>
             <w:shd w:val="clear" w:color="auto" w:fill="D9D9D9"/>
           </w:tcPr>
           <w:p>
@@ -1947,7 +1962,7 @@
         </w:tc>
         <w:tc>
           <w:tcPr>
-            <w:tcW w:type="dxa" w:w="3324"/>
+            <w:tcW w:type="dxa" w:w="4536"/>
             <w:shd w:val="clear" w:color="auto" w:fill="D9D9D9"/>
           </w:tcPr>
           <w:p>
@@ -1967,7 +1982,7 @@
         </w:tc>
         <w:tc>
           <w:tcPr>
-            <w:tcW w:type="dxa" w:w="3324"/>
+            <w:tcW w:type="dxa" w:w="4252"/>
             <w:shd w:val="clear" w:color="auto" w:fill="D9D9D9"/>
           </w:tcPr>
           <w:p>
@@ -1989,7 +2004,7 @@
       <w:tr>
         <w:tc>
           <w:tcPr>
-            <w:tcW w:type="dxa" w:w="3324"/>
+            <w:tcW w:type="dxa" w:w="680"/>
           </w:tcPr>
           <w:p>
             <w:pPr>
@@ -2008,7 +2023,7 @@
         </w:tc>
         <w:tc>
           <w:tcPr>
-            <w:tcW w:type="dxa" w:w="3324"/>
+            <w:tcW w:type="dxa" w:w="4536"/>
           </w:tcPr>
           <w:p>
             <w:pPr>
@@ -2027,7 +2042,7 @@
         </w:tc>
         <w:tc>
           <w:tcPr>
-            <w:tcW w:type="dxa" w:w="3324"/>
+            <w:tcW w:type="dxa" w:w="4252"/>
           </w:tcPr>
           <w:p>
             <w:pPr>
@@ -2047,7 +2062,7 @@
       <w:tr>
         <w:tc>
           <w:tcPr>
-            <w:tcW w:type="dxa" w:w="3324"/>
+            <w:tcW w:type="dxa" w:w="680"/>
           </w:tcPr>
           <w:p>
             <w:pPr>
@@ -2066,7 +2081,7 @@
         </w:tc>
         <w:tc>
           <w:tcPr>
-            <w:tcW w:type="dxa" w:w="3324"/>
+            <w:tcW w:type="dxa" w:w="4536"/>
           </w:tcPr>
           <w:p>
             <w:pPr>
@@ -2085,7 +2100,7 @@
         </w:tc>
         <w:tc>
           <w:tcPr>
-            <w:tcW w:type="dxa" w:w="3324"/>
+            <w:tcW w:type="dxa" w:w="4252"/>
           </w:tcPr>
           <w:p>
             <w:pPr>
@@ -2105,7 +2120,7 @@
       <w:tr>
         <w:tc>
           <w:tcPr>
-            <w:tcW w:type="dxa" w:w="3324"/>
+            <w:tcW w:type="dxa" w:w="680"/>
           </w:tcPr>
           <w:p>
             <w:pPr>
@@ -2124,7 +2139,7 @@
         </w:tc>
         <w:tc>
           <w:tcPr>
-            <w:tcW w:type="dxa" w:w="3324"/>
+            <w:tcW w:type="dxa" w:w="4536"/>
           </w:tcPr>
           <w:p>
             <w:pPr>
@@ -2143,7 +2158,7 @@
         </w:tc>
         <w:tc>
           <w:tcPr>
-            <w:tcW w:type="dxa" w:w="3324"/>
+            <w:tcW w:type="dxa" w:w="4252"/>
           </w:tcPr>
           <w:p>
             <w:pPr>
@@ -2163,7 +2178,7 @@
       <w:tr>
         <w:tc>
           <w:tcPr>
-            <w:tcW w:type="dxa" w:w="3324"/>
+            <w:tcW w:type="dxa" w:w="680"/>
           </w:tcPr>
           <w:p>
             <w:pPr>
@@ -2182,7 +2197,7 @@
         </w:tc>
         <w:tc>
           <w:tcPr>
-            <w:tcW w:type="dxa" w:w="3324"/>
+            <w:tcW w:type="dxa" w:w="4536"/>
           </w:tcPr>
           <w:p>
             <w:pPr>
@@ -2201,7 +2216,7 @@
         </w:tc>
         <w:tc>
           <w:tcPr>
-            <w:tcW w:type="dxa" w:w="3324"/>
+            <w:tcW w:type="dxa" w:w="4252"/>
           </w:tcPr>
           <w:p>
             <w:pPr>
@@ -2221,7 +2236,7 @@
       <w:tr>
         <w:tc>
           <w:tcPr>
-            <w:tcW w:type="dxa" w:w="3324"/>
+            <w:tcW w:type="dxa" w:w="680"/>
           </w:tcPr>
           <w:p>
             <w:pPr>
@@ -2240,7 +2255,7 @@
         </w:tc>
         <w:tc>
           <w:tcPr>
-            <w:tcW w:type="dxa" w:w="3324"/>
+            <w:tcW w:type="dxa" w:w="4536"/>
           </w:tcPr>
           <w:p>
             <w:pPr>
@@ -2259,7 +2274,7 @@
         </w:tc>
         <w:tc>
           <w:tcPr>
-            <w:tcW w:type="dxa" w:w="3324"/>
+            <w:tcW w:type="dxa" w:w="4252"/>
           </w:tcPr>
           <w:p>
             <w:pPr>
@@ -2279,7 +2294,7 @@
       <w:tr>
         <w:tc>
           <w:tcPr>
-            <w:tcW w:type="dxa" w:w="3324"/>
+            <w:tcW w:type="dxa" w:w="680"/>
           </w:tcPr>
           <w:p>
             <w:pPr>
@@ -2298,7 +2313,7 @@
         </w:tc>
         <w:tc>
           <w:tcPr>
-            <w:tcW w:type="dxa" w:w="3324"/>
+            <w:tcW w:type="dxa" w:w="4536"/>
           </w:tcPr>
           <w:p>
             <w:pPr>
@@ -2317,7 +2332,7 @@
         </w:tc>
         <w:tc>
           <w:tcPr>
-            <w:tcW w:type="dxa" w:w="3324"/>
+            <w:tcW w:type="dxa" w:w="4252"/>
           </w:tcPr>
           <w:p>
             <w:pPr>
@@ -2337,7 +2352,7 @@
       <w:tr>
         <w:tc>
           <w:tcPr>
-            <w:tcW w:type="dxa" w:w="3324"/>
+            <w:tcW w:type="dxa" w:w="680"/>
           </w:tcPr>
           <w:p>
             <w:pPr>
@@ -2356,7 +2371,7 @@
         </w:tc>
         <w:tc>
           <w:tcPr>
-            <w:tcW w:type="dxa" w:w="3324"/>
+            <w:tcW w:type="dxa" w:w="4536"/>
           </w:tcPr>
           <w:p>
             <w:pPr>
@@ -2375,7 +2390,7 @@
         </w:tc>
         <w:tc>
           <w:tcPr>
-            <w:tcW w:type="dxa" w:w="3324"/>
+            <w:tcW w:type="dxa" w:w="4252"/>
           </w:tcPr>
           <w:p>
             <w:pPr>
@@ -2395,7 +2410,7 @@
       <w:tr>
         <w:tc>
           <w:tcPr>
-            <w:tcW w:type="dxa" w:w="3324"/>
+            <w:tcW w:type="dxa" w:w="680"/>
           </w:tcPr>
           <w:p>
             <w:pPr>
@@ -2414,7 +2429,7 @@
         </w:tc>
         <w:tc>
           <w:tcPr>
-            <w:tcW w:type="dxa" w:w="3324"/>
+            <w:tcW w:type="dxa" w:w="4536"/>
           </w:tcPr>
           <w:p>
             <w:pPr>
@@ -2433,7 +2448,7 @@
         </w:tc>
         <w:tc>
           <w:tcPr>
-            <w:tcW w:type="dxa" w:w="3324"/>
+            <w:tcW w:type="dxa" w:w="4252"/>
           </w:tcPr>
           <w:p>
             <w:pPr>
@@ -2453,7 +2468,7 @@
       <w:tr>
         <w:tc>
           <w:tcPr>
-            <w:tcW w:type="dxa" w:w="3324"/>
+            <w:tcW w:type="dxa" w:w="680"/>
           </w:tcPr>
           <w:p>
             <w:pPr>
@@ -2472,7 +2487,7 @@
         </w:tc>
         <w:tc>
           <w:tcPr>
-            <w:tcW w:type="dxa" w:w="3324"/>
+            <w:tcW w:type="dxa" w:w="4536"/>
           </w:tcPr>
           <w:p>
             <w:pPr>
@@ -2491,7 +2506,7 @@
         </w:tc>
         <w:tc>
           <w:tcPr>
-            <w:tcW w:type="dxa" w:w="3324"/>
+            <w:tcW w:type="dxa" w:w="4252"/>
           </w:tcPr>
           <w:p>
             <w:pPr>
@@ -2511,7 +2526,7 @@
       <w:tr>
         <w:tc>
           <w:tcPr>
-            <w:tcW w:type="dxa" w:w="3324"/>
+            <w:tcW w:type="dxa" w:w="680"/>
           </w:tcPr>
           <w:p>
             <w:pPr>
@@ -2530,7 +2545,7 @@
         </w:tc>
         <w:tc>
           <w:tcPr>
-            <w:tcW w:type="dxa" w:w="3324"/>
+            <w:tcW w:type="dxa" w:w="4536"/>
           </w:tcPr>
           <w:p>
             <w:pPr>
@@ -2549,7 +2564,7 @@
         </w:tc>
         <w:tc>
           <w:tcPr>
-            <w:tcW w:type="dxa" w:w="3324"/>
+            <w:tcW w:type="dxa" w:w="4252"/>
           </w:tcPr>
           <w:p>
             <w:pPr>
@@ -2569,7 +2584,7 @@
       <w:tr>
         <w:tc>
           <w:tcPr>
-            <w:tcW w:type="dxa" w:w="3324"/>
+            <w:tcW w:type="dxa" w:w="680"/>
           </w:tcPr>
           <w:p>
             <w:pPr>
@@ -2588,7 +2603,7 @@
         </w:tc>
         <w:tc>
           <w:tcPr>
-            <w:tcW w:type="dxa" w:w="3324"/>
+            <w:tcW w:type="dxa" w:w="4536"/>
           </w:tcPr>
           <w:p>
             <w:pPr>
@@ -2607,7 +2622,7 @@
         </w:tc>
         <w:tc>
           <w:tcPr>
-            <w:tcW w:type="dxa" w:w="3324"/>
+            <w:tcW w:type="dxa" w:w="4252"/>
           </w:tcPr>
           <w:p>
             <w:pPr>
@@ -2627,7 +2642,7 @@
       <w:tr>
         <w:tc>
           <w:tcPr>
-            <w:tcW w:type="dxa" w:w="3324"/>
+            <w:tcW w:type="dxa" w:w="680"/>
           </w:tcPr>
           <w:p>
             <w:pPr>
@@ -2646,7 +2661,7 @@
         </w:tc>
         <w:tc>
           <w:tcPr>
-            <w:tcW w:type="dxa" w:w="3324"/>
+            <w:tcW w:type="dxa" w:w="4536"/>
           </w:tcPr>
           <w:p>
             <w:pPr>
@@ -2665,7 +2680,7 @@
         </w:tc>
         <w:tc>
           <w:tcPr>
-            <w:tcW w:type="dxa" w:w="3324"/>
+            <w:tcW w:type="dxa" w:w="4252"/>
           </w:tcPr>
           <w:p>
             <w:pPr>
@@ -2685,7 +2700,7 @@
       <w:tr>
         <w:tc>
           <w:tcPr>
-            <w:tcW w:type="dxa" w:w="3324"/>
+            <w:tcW w:type="dxa" w:w="680"/>
           </w:tcPr>
           <w:p>
             <w:pPr>
@@ -2704,7 +2719,7 @@
         </w:tc>
         <w:tc>
           <w:tcPr>
-            <w:tcW w:type="dxa" w:w="3324"/>
+            <w:tcW w:type="dxa" w:w="4536"/>
           </w:tcPr>
           <w:p>
             <w:pPr>
@@ -2723,7 +2738,7 @@
         </w:tc>
         <w:tc>
           <w:tcPr>
-            <w:tcW w:type="dxa" w:w="3324"/>
+            <w:tcW w:type="dxa" w:w="4252"/>
           </w:tcPr>
           <w:p>
             <w:pPr>
@@ -2743,7 +2758,7 @@
       <w:tr>
         <w:tc>
           <w:tcPr>
-            <w:tcW w:type="dxa" w:w="3324"/>
+            <w:tcW w:type="dxa" w:w="680"/>
           </w:tcPr>
           <w:p>
             <w:pPr>
@@ -2762,7 +2777,7 @@
         </w:tc>
         <w:tc>
           <w:tcPr>
-            <w:tcW w:type="dxa" w:w="3324"/>
+            <w:tcW w:type="dxa" w:w="4536"/>
           </w:tcPr>
           <w:p>
             <w:pPr>
@@ -2781,7 +2796,7 @@
         </w:tc>
         <w:tc>
           <w:tcPr>
-            <w:tcW w:type="dxa" w:w="3324"/>
+            <w:tcW w:type="dxa" w:w="4252"/>
           </w:tcPr>
           <w:p>
             <w:pPr>
@@ -2801,7 +2816,7 @@
       <w:tr>
         <w:tc>
           <w:tcPr>
-            <w:tcW w:type="dxa" w:w="3324"/>
+            <w:tcW w:type="dxa" w:w="680"/>
           </w:tcPr>
           <w:p>
             <w:pPr>
@@ -2820,7 +2835,7 @@
         </w:tc>
         <w:tc>
           <w:tcPr>
-            <w:tcW w:type="dxa" w:w="3324"/>
+            <w:tcW w:type="dxa" w:w="4536"/>
           </w:tcPr>
           <w:p>
             <w:pPr>
@@ -2839,7 +2854,7 @@
         </w:tc>
         <w:tc>
           <w:tcPr>
-            <w:tcW w:type="dxa" w:w="3324"/>
+            <w:tcW w:type="dxa" w:w="4252"/>
           </w:tcPr>
           <w:p>
             <w:pPr>
@@ -3238,6 +3253,7 @@
                 <w:i w:val="0"/>
                 <w:sz w:val="22"/>
               </w:rPr>
+              <w:t>wykład z elementami dyskusji z prezentacją multimedialną; praca indywidualna przy komputerze; Kryteria oceny; Projekty (oceny cząstkowe otrzymywane w trakcie semestru); Wykonanie i obrona pracy zaliczeniowej.</w:t>
             </w:r>
           </w:p>
         </w:tc>
@@ -3295,6 +3311,7 @@
                 <w:i w:val="0"/>
                 <w:sz w:val="22"/>
               </w:rPr>
+              <w:t>wykład z elementami dyskusji z prezentacją multimedialną; praca indywidualna przy komputerze; Kryteria oceny; Projekty (oceny cząstkowe otrzymywane w trakcie semestru); Wykonanie i obrona pracy zaliczeniowej.</w:t>
             </w:r>
           </w:p>
         </w:tc>
@@ -3457,6 +3474,7 @@
                 <w:i w:val="0"/>
                 <w:sz w:val="22"/>
               </w:rPr>
+              <w:t>wykład z elementami dyskusji z prezentacją multimedialną; praca indywidualna przy komputerze; Kryteria oceny; Projekty (oceny cząstkowe otrzymywane w trakcie semestru); Wykonanie i obrona pracy zaliczeniowej.</w:t>
             </w:r>
           </w:p>
         </w:tc>
@@ -3514,6 +3532,7 @@
                 <w:i w:val="0"/>
                 <w:sz w:val="22"/>
               </w:rPr>
+              <w:t>wykład z elementami dyskusji z prezentacją multimedialną; praca indywidualna przy komputerze; Kryteria oceny; Projekty (oceny cząstkowe otrzymywane w trakcie semestru); Wykonanie i obrona pracy zaliczeniowej.</w:t>
             </w:r>
           </w:p>
         </w:tc>
@@ -3676,6 +3695,7 @@
                 <w:i w:val="0"/>
                 <w:sz w:val="22"/>
               </w:rPr>
+              <w:t>wykład z elementami dyskusji z prezentacją multimedialną; praca indywidualna przy komputerze; Kryteria oceny; Projekty (oceny cząstkowe otrzymywane w trakcie semestru); Wykonanie i obrona pracy zaliczeniowej.</w:t>
             </w:r>
           </w:p>
         </w:tc>
@@ -3733,6 +3753,7 @@
                 <w:i w:val="0"/>
                 <w:sz w:val="22"/>
               </w:rPr>
+              <w:t>wykład z elementami dyskusji z prezentacją multimedialną; praca indywidualna przy komputerze; Kryteria oceny; Projekty (oceny cząstkowe otrzymywane w trakcie semestru); Wykonanie i obrona pracy zaliczeniowej.</w:t>
             </w:r>
           </w:p>
         </w:tc>
@@ -3838,62 +3859,6 @@
                 <w:sz w:val="16"/>
               </w:rPr>
               <w:t>Wyposażenie specjalistyczne konieczne do realizacji przedmiotu</w:t>
-            </w:r>
-          </w:p>
-        </w:tc>
-      </w:tr>
-      <w:tr>
-        <w:tc>
-          <w:tcPr>
-            <w:tcW w:type="dxa" w:w="3324"/>
-          </w:tcPr>
-          <w:p>
-            <w:pPr>
-              <w:spacing w:before="20" w:after="20"/>
-            </w:pPr>
-            <w:r>
-              <w:rPr>
-                <w:rFonts w:ascii="Aptos" w:hAnsi="Aptos"/>
-                <w:b w:val="0"/>
-                <w:i w:val="0"/>
-                <w:sz w:val="22"/>
-              </w:rPr>
-            </w:r>
-          </w:p>
-        </w:tc>
-        <w:tc>
-          <w:tcPr>
-            <w:tcW w:type="dxa" w:w="3324"/>
-          </w:tcPr>
-          <w:p>
-            <w:pPr>
-              <w:spacing w:before="20" w:after="20"/>
-            </w:pPr>
-            <w:r>
-              <w:rPr>
-                <w:rFonts w:ascii="Aptos" w:hAnsi="Aptos"/>
-                <w:b w:val="0"/>
-                <w:i w:val="0"/>
-                <w:sz w:val="22"/>
-              </w:rPr>
-            </w:r>
-          </w:p>
-        </w:tc>
-        <w:tc>
-          <w:tcPr>
-            <w:tcW w:type="dxa" w:w="3324"/>
-          </w:tcPr>
-          <w:p>
-            <w:pPr>
-              <w:spacing w:before="20" w:after="20"/>
-            </w:pPr>
-            <w:r>
-              <w:rPr>
-                <w:rFonts w:ascii="Aptos" w:hAnsi="Aptos"/>
-                <w:b w:val="0"/>
-                <w:i w:val="0"/>
-                <w:sz w:val="22"/>
-              </w:rPr>
             </w:r>
           </w:p>
         </w:tc>

--- a/public/assets/files/niestacjonarne/ZZGA.docx
+++ b/public/assets/files/niestacjonarne/ZZGA.docx
@@ -1155,6 +1155,7 @@
                 <w:i w:val="0"/>
                 <w:sz w:val="22"/>
               </w:rPr>
+              <w:t>Samodzielna implementacja zaawansowanych projektów z grafiki i animacji; ćwiczenia z narzędzi (Blender, Adobe AE, Unity); przygotowanie i obrona pracy zaliczeniowej.</w:t>
             </w:r>
           </w:p>
         </w:tc>
@@ -1265,7 +1266,84 @@
           <w:tcPr>
             <w:tcW w:type="dxa" w:w="9972"/>
           </w:tcPr>
-          <w:p/>
+          <w:p>
+            <w:pPr>
+              <w:spacing w:before="20" w:after="20"/>
+            </w:pPr>
+            <w:r>
+              <w:rPr>
+                <w:rFonts w:ascii="Aptos" w:hAnsi="Aptos"/>
+                <w:b/>
+                <w:sz w:val="22"/>
+              </w:rPr>
+              <w:t>Wykład:</w:t>
+            </w:r>
+          </w:p>
+          <w:p>
+            <w:pPr>
+              <w:spacing w:before="20" w:after="20"/>
+            </w:pPr>
+            <w:r>
+              <w:rPr>
+                <w:rFonts w:ascii="Aptos" w:hAnsi="Aptos"/>
+                <w:b w:val="0"/>
+                <w:sz w:val="22"/>
+              </w:rPr>
+              <w:t>• wykład z prezentacją multimedialną</w:t>
+            </w:r>
+          </w:p>
+          <w:p>
+            <w:pPr>
+              <w:spacing w:before="20" w:after="20"/>
+            </w:pPr>
+            <w:r>
+              <w:rPr>
+                <w:rFonts w:ascii="Aptos" w:hAnsi="Aptos"/>
+                <w:b w:val="0"/>
+                <w:sz w:val="22"/>
+              </w:rPr>
+              <w:t>• wykład konwersatoryjny (z elementami dyskusji)</w:t>
+            </w:r>
+          </w:p>
+          <w:p>
+            <w:pPr>
+              <w:spacing w:before="20" w:after="20"/>
+            </w:pPr>
+            <w:r>
+              <w:rPr>
+                <w:rFonts w:ascii="Aptos" w:hAnsi="Aptos"/>
+                <w:b/>
+                <w:sz w:val="22"/>
+              </w:rPr>
+              <w:t>Ćwiczenia / Laboratorium:</w:t>
+            </w:r>
+          </w:p>
+          <w:p>
+            <w:pPr>
+              <w:spacing w:before="20" w:after="20"/>
+            </w:pPr>
+            <w:r>
+              <w:rPr>
+                <w:rFonts w:ascii="Aptos" w:hAnsi="Aptos"/>
+                <w:b w:val="0"/>
+                <w:sz w:val="22"/>
+              </w:rPr>
+              <w:t>• metoda projektów (projekt praktyczny)</w:t>
+            </w:r>
+          </w:p>
+          <w:p>
+            <w:pPr>
+              <w:spacing w:before="20" w:after="20"/>
+            </w:pPr>
+            <w:r>
+              <w:rPr>
+                <w:rFonts w:ascii="Aptos" w:hAnsi="Aptos"/>
+                <w:b w:val="0"/>
+                <w:sz w:val="22"/>
+              </w:rPr>
+              <w:t>• warsztaty</w:t>
+            </w:r>
+          </w:p>
         </w:tc>
       </w:tr>
     </w:tbl>
@@ -1514,57 +1592,10 @@
             <w:r>
               <w:rPr>
                 <w:rFonts w:ascii="Aptos" w:hAnsi="Aptos"/>
+                <w:b w:val="0"/>
+                <w:i w:val="0"/>
                 <w:sz w:val="22"/>
               </w:rPr>
-              <w:t>1. wykład z elementami dyskusji z prezentacją multimedialną</w:t>
-            </w:r>
-          </w:p>
-          <w:p>
-            <w:pPr>
-              <w:spacing w:before="20" w:after="20"/>
-            </w:pPr>
-            <w:r>
-              <w:rPr>
-                <w:rFonts w:ascii="Aptos" w:hAnsi="Aptos"/>
-                <w:sz w:val="22"/>
-              </w:rPr>
-              <w:t>2. praca indywidualna przy komputerze</w:t>
-            </w:r>
-          </w:p>
-          <w:p>
-            <w:pPr>
-              <w:spacing w:before="20" w:after="20"/>
-            </w:pPr>
-            <w:r>
-              <w:rPr>
-                <w:rFonts w:ascii="Aptos" w:hAnsi="Aptos"/>
-                <w:sz w:val="22"/>
-              </w:rPr>
-              <w:t>3. Kryteria oceny</w:t>
-            </w:r>
-          </w:p>
-          <w:p>
-            <w:pPr>
-              <w:spacing w:before="20" w:after="20"/>
-            </w:pPr>
-            <w:r>
-              <w:rPr>
-                <w:rFonts w:ascii="Aptos" w:hAnsi="Aptos"/>
-                <w:sz w:val="22"/>
-              </w:rPr>
-              <w:t>4. Projekty (oceny cząstkowe otrzymywane w trakcie semestru)</w:t>
-            </w:r>
-          </w:p>
-          <w:p>
-            <w:pPr>
-              <w:spacing w:before="20" w:after="20"/>
-            </w:pPr>
-            <w:r>
-              <w:rPr>
-                <w:rFonts w:ascii="Aptos" w:hAnsi="Aptos"/>
-                <w:sz w:val="22"/>
-              </w:rPr>
-              <w:t>5. Wykonanie i obrona pracy zaliczeniowej.</w:t>
             </w:r>
           </w:p>
         </w:tc>
@@ -1581,7 +1612,7 @@
                 <w:rFonts w:ascii="Aptos" w:hAnsi="Aptos"/>
                 <w:sz w:val="22"/>
               </w:rPr>
-              <w:t>1. wykład z elementami dyskusji z prezentacją multimedialną</w:t>
+              <w:t>1. ocena sporządzonego oprogramowania</w:t>
             </w:r>
           </w:p>
           <w:p>
@@ -1593,43 +1624,7 @@
                 <w:rFonts w:ascii="Aptos" w:hAnsi="Aptos"/>
                 <w:sz w:val="22"/>
               </w:rPr>
-              <w:t>2. praca indywidualna przy komputerze</w:t>
-            </w:r>
-          </w:p>
-          <w:p>
-            <w:pPr>
-              <w:spacing w:before="20" w:after="20"/>
-            </w:pPr>
-            <w:r>
-              <w:rPr>
-                <w:rFonts w:ascii="Aptos" w:hAnsi="Aptos"/>
-                <w:sz w:val="22"/>
-              </w:rPr>
-              <w:t>3. Kryteria oceny</w:t>
-            </w:r>
-          </w:p>
-          <w:p>
-            <w:pPr>
-              <w:spacing w:before="20" w:after="20"/>
-            </w:pPr>
-            <w:r>
-              <w:rPr>
-                <w:rFonts w:ascii="Aptos" w:hAnsi="Aptos"/>
-                <w:sz w:val="22"/>
-              </w:rPr>
-              <w:t>4. Projekty (oceny cząstkowe otrzymywane w trakcie semestru)</w:t>
-            </w:r>
-          </w:p>
-          <w:p>
-            <w:pPr>
-              <w:spacing w:before="20" w:after="20"/>
-            </w:pPr>
-            <w:r>
-              <w:rPr>
-                <w:rFonts w:ascii="Aptos" w:hAnsi="Aptos"/>
-                <w:sz w:val="22"/>
-              </w:rPr>
-              <w:t>5. Wykonanie i obrona pracy zaliczeniowej.</w:t>
+              <w:t>2. obrona projektu</w:t>
             </w:r>
           </w:p>
         </w:tc>
@@ -3253,7 +3248,7 @@
                 <w:i w:val="0"/>
                 <w:sz w:val="22"/>
               </w:rPr>
-              <w:t>wykład z elementami dyskusji z prezentacją multimedialną; praca indywidualna przy komputerze; Kryteria oceny; Projekty (oceny cząstkowe otrzymywane w trakcie semestru); Wykonanie i obrona pracy zaliczeniowej.</w:t>
+              <w:t>ocena sporządzonego oprogramowania; obrona projektu</w:t>
             </w:r>
           </w:p>
         </w:tc>
@@ -3311,7 +3306,7 @@
                 <w:i w:val="0"/>
                 <w:sz w:val="22"/>
               </w:rPr>
-              <w:t>wykład z elementami dyskusji z prezentacją multimedialną; praca indywidualna przy komputerze; Kryteria oceny; Projekty (oceny cząstkowe otrzymywane w trakcie semestru); Wykonanie i obrona pracy zaliczeniowej.</w:t>
+              <w:t>ocena sporządzonego oprogramowania; obrona projektu</w:t>
             </w:r>
           </w:p>
         </w:tc>
@@ -3474,7 +3469,7 @@
                 <w:i w:val="0"/>
                 <w:sz w:val="22"/>
               </w:rPr>
-              <w:t>wykład z elementami dyskusji z prezentacją multimedialną; praca indywidualna przy komputerze; Kryteria oceny; Projekty (oceny cząstkowe otrzymywane w trakcie semestru); Wykonanie i obrona pracy zaliczeniowej.</w:t>
+              <w:t>ocena sporządzonego oprogramowania; obrona projektu</w:t>
             </w:r>
           </w:p>
         </w:tc>
@@ -3532,7 +3527,7 @@
                 <w:i w:val="0"/>
                 <w:sz w:val="22"/>
               </w:rPr>
-              <w:t>wykład z elementami dyskusji z prezentacją multimedialną; praca indywidualna przy komputerze; Kryteria oceny; Projekty (oceny cząstkowe otrzymywane w trakcie semestru); Wykonanie i obrona pracy zaliczeniowej.</w:t>
+              <w:t>ocena sporządzonego oprogramowania; obrona projektu</w:t>
             </w:r>
           </w:p>
         </w:tc>
@@ -3695,7 +3690,7 @@
                 <w:i w:val="0"/>
                 <w:sz w:val="22"/>
               </w:rPr>
-              <w:t>wykład z elementami dyskusji z prezentacją multimedialną; praca indywidualna przy komputerze; Kryteria oceny; Projekty (oceny cząstkowe otrzymywane w trakcie semestru); Wykonanie i obrona pracy zaliczeniowej.</w:t>
+              <w:t>ocena sporządzonego oprogramowania; obrona projektu</w:t>
             </w:r>
           </w:p>
         </w:tc>
@@ -3753,7 +3748,7 @@
                 <w:i w:val="0"/>
                 <w:sz w:val="22"/>
               </w:rPr>
-              <w:t>wykład z elementami dyskusji z prezentacją multimedialną; praca indywidualna przy komputerze; Kryteria oceny; Projekty (oceny cząstkowe otrzymywane w trakcie semestru); Wykonanie i obrona pracy zaliczeniowej.</w:t>
+              <w:t>ocena sporządzonego oprogramowania; obrona projektu</w:t>
             </w:r>
           </w:p>
         </w:tc>
